--- a/az/scientists/CV/Word/Hasanova_Reyhan_CV_AZ.docx
+++ b/az/scientists/CV/Word/Hasanova_Reyhan_CV_AZ.docx
@@ -377,7 +377,7 @@
           <w:sz w:val="21"/>
           <w:szCs w:val="21"/>
         </w:rPr>
-        <w:t>Reyhan Həsənova 6 aprel 2022-ci ildən Parisdə Oracle France-da real təcrübə sübutları (RWE) üzrə tədqiqat məsləhətçisidir və onkologiya və nadir xəstəliklər üzrə işləyir. 2016–2019-cu illərdə University of Bourgogne Franche-Comté-də hüceyrə biologiyası üzrə PhD dərəcəsi alıb; işi yoğun bağırsaq karsinomasında ANGPT2-yə aiddir. 2007–2012-ci illərdə Azərbaycan Tibb Universitetində həkim-bioloq kimi MD dərəcəsi alıb. 2014–2015-ci illərdə Paris-Sud Universitetində endokrinologiya və metabolizm, 2012–2014-cü illərdə University of Bourgogne Franche-Comté-də hüceyrə və molekulyar siqnalizasiya üzrə magistr dərəcələri var. CV-də 2020-ci il International Journal of Cancer məqaləsi və DOI göstərilib.</w:t>
+        <w:t>Reyhan Həsənova 6 aprel 2022-ci ildən Parisdə Oracle France-da real təcrübə sübutları (RWE) üzrə tədqiqat məsləhətçisidir və onkologiya və nadir xəstəliklər üzrə işləyir. 2016–2019-cu illərdə University of Bourgogne Franche-Comté-də hüceyrə biologiyası üzrə PhD dərəcəsi alıb; işi yoğun bağırsaq karsinomasında ANGPT2-yə aiddir. 2007–2012-ci illərdə Azərbaycan Tibb Universitetində həkim-bioloq kimi MD dərəcəsi alıb. 2014–2015-ci illərdə Paris-Sud Universitetində endokrinologiya və metabolizm, 2012–2014-cü illərdə University of Bourgogne Franche-Comté-də hüceyrə və molekulyar siqnalizasiya üzrə magistr dərəcələri var. 2020-ci il International Journal of Cancer məqaləsi və DOI göstərilib.</w:t>
       </w:r>
     </w:p>
     <w:p>
@@ -857,7 +857,7 @@
                 <w:sz w:val="21"/>
                 <w:szCs w:val="21"/>
               </w:rPr>
-              <w:t>Hüceyrə və molekulyar siqnalizasiya (CV-də proqram adı: Cellular and Molecular Signalisation)</w:t>
+              <w:t>Hüceyrə və molekulyar siqnalizasiya (proqram adı: Cellular and Molecular Signalisation)</w:t>
             </w:r>
           </w:p>
         </w:tc>
